--- a/docs/AML_Screening_Portal_Business_Requirement.docx
+++ b/docs/AML_Screening_Portal_Business_Requirement.docx
@@ -4354,6 +4354,496 @@
         <w:pict w14:anchorId="040171FD">
           <v:rect id="_x0000_i1033" style="width:0;height:0" o:hralign="center" o:hrstd="t" o:hr="t" fillcolor="#a0a0a0" stroked="f"/>
         </w:pict>
+      </w:r>
+    </w:p>
+    <w:p>
+      <w:pPr>
+        <w:pStyle w:val="Heading3"/>
+      </w:pPr>
+      <w:r>
+        <w:t>8.8 UI Screens and Form Validations (Including On-Screen Validation)</w:t>
+      </w:r>
+    </w:p>
+    <w:p>
+      <w:pPr/>
+      <w:r>
+        <w:t>This section documents the portal's UI screens/forms and the client-side validation performed at data entry and/or on submit. Backend authorization and server-side validation apply in addition to the UI checks.</w:t>
+      </w:r>
+    </w:p>
+    <w:p>
+      <w:pPr>
+        <w:pStyle w:val="Heading4"/>
+      </w:pPr>
+      <w:r>
+        <w:t>8.8.1 Global Header / Navigation</w:t>
+      </w:r>
+    </w:p>
+    <w:p>
+      <w:pPr/>
+      <w:r>
+        <w:t>- Primary navigation links: Introduction, Screening.</w:t>
+      </w:r>
+    </w:p>
+    <w:p>
+      <w:pPr/>
+      <w:r>
+        <w:t>- Daily Schedules link is visible only to Compliance/Admin users.</w:t>
+      </w:r>
+    </w:p>
+    <w:p>
+      <w:pPr/>
+      <w:r>
+        <w:t>- User Administration link is visible only to Admin (or User Admin permission).</w:t>
+      </w:r>
+    </w:p>
+    <w:p>
+      <w:pPr/>
+      <w:r>
+        <w:t>- Theme toggle supports Light/Dark mode (persisted per browser).</w:t>
+      </w:r>
+    </w:p>
+    <w:p>
+      <w:pPr/>
+      <w:r>
+        <w:t>- Sign Out is available when OIDC authentication is enabled.</w:t>
+      </w:r>
+    </w:p>
+    <w:p>
+      <w:pPr>
+        <w:pStyle w:val="Heading4"/>
+      </w:pPr>
+      <w:r>
+        <w:t>8.8.2 Introduction Screen (/intro)</w:t>
+      </w:r>
+    </w:p>
+    <w:p>
+      <w:pPr/>
+      <w:r>
+        <w:t>- Informational landing page describing features and providing navigation to Screening.</w:t>
+      </w:r>
+    </w:p>
+    <w:p>
+      <w:pPr/>
+      <w:r>
+        <w:t>- No form inputs; no on-screen validation.</w:t>
+      </w:r>
+    </w:p>
+    <w:p>
+      <w:pPr>
+        <w:pStyle w:val="Heading4"/>
+      </w:pPr>
+      <w:r>
+        <w:t>8.8.3 Screening Page (/screening) - Mode Tabs</w:t>
+      </w:r>
+    </w:p>
+    <w:p>
+      <w:pPr/>
+      <w:r>
+        <w:t>- Tabs: Single Screening (Real-time), Batch Screening (Queued), Schedule Screening (Queued).</w:t>
+      </w:r>
+    </w:p>
+    <w:p>
+      <w:pPr/>
+      <w:r>
+        <w:t>- Batch Screening tab is disabled when the user lacks batch permission.</w:t>
+      </w:r>
+    </w:p>
+    <w:p>
+      <w:pPr/>
+      <w:r>
+        <w:t>- Schedule Screening tab is disabled when the user lacks Compliance/Admin scheduling permission.</w:t>
+      </w:r>
+    </w:p>
+    <w:p>
+      <w:pPr/>
+      <w:r>
+        <w:t>- Clear button resets the active tab's inputs back to defaults.</w:t>
+      </w:r>
+    </w:p>
+    <w:p>
+      <w:pPr>
+        <w:pStyle w:val="Heading4"/>
+      </w:pPr>
+      <w:r>
+        <w:t>8.8.4 Single Screening - Form Fields and Validations</w:t>
+      </w:r>
+    </w:p>
+    <w:p>
+      <w:pPr/>
+      <w:r>
+        <w:t>- Entity Type (required): Individual, Organization, Unknown, Vessel, Aircraft.</w:t>
+      </w:r>
+    </w:p>
+    <w:p>
+      <w:pPr/>
+      <w:r>
+        <w:t>- Validation/behavior: Selecting a non-Individual entity type forces the name entry mode to Full Name and limits alias support (aliases are supported for Individual/Organization/Unknown only).</w:t>
+      </w:r>
+    </w:p>
+    <w:p>
+      <w:pPr/>
+      <w:r>
+        <w:t>- Screening Types (required): selectable cards; user must select at least one screening type.</w:t>
+      </w:r>
+    </w:p>
+    <w:p>
+      <w:pPr/>
+      <w:r>
+        <w:t>- Mock screening only (checkbox):</w:t>
+      </w:r>
+    </w:p>
+    <w:p>
+      <w:pPr/>
+      <w:r>
+        <w:t>- Validation: Viewer role is restricted to mock-only single screening (checkbox enforced/disabled when applicable).</w:t>
+      </w:r>
+    </w:p>
+    <w:p>
+      <w:pPr/>
+      <w:r>
+        <w:t>- Names (required section):</w:t>
+      </w:r>
+    </w:p>
+    <w:p>
+      <w:pPr/>
+      <w:r>
+        <w:t>- Primary Name is required.</w:t>
+      </w:r>
+    </w:p>
+    <w:p>
+      <w:pPr/>
+      <w:r>
+        <w:t>- Individual: user must provide either (First Name + Last Name) OR Full Name.</w:t>
+      </w:r>
+    </w:p>
+    <w:p>
+      <w:pPr/>
+      <w:r>
+        <w:t>- Organization/Unknown/Vessel/Aircraft: Full Name is required.</w:t>
+      </w:r>
+    </w:p>
+    <w:p>
+      <w:pPr/>
+      <w:r>
+        <w:t>- AKA/Alias rows: user can add/remove alias rows (Individual/Organization/Unknown only); each alias row must meet the same name requirement for its entity type (blank alias rows are not accepted).</w:t>
+      </w:r>
+    </w:p>
+    <w:p>
+      <w:pPr/>
+      <w:r>
+        <w:t>- Date of Birth (Individuals only): optional.</w:t>
+      </w:r>
+    </w:p>
+    <w:p>
+      <w:pPr/>
+      <w:r>
+        <w:t>- Validation: if provided, must be in ISO format YYYY-MM-DD, must be a real calendar date, cannot be in the future, and cannot be more than 100 years in the past.</w:t>
+      </w:r>
+    </w:p>
+    <w:p>
+      <w:pPr/>
+      <w:r>
+        <w:t>- Countries: multi-entry (Add/Remove).</w:t>
+      </w:r>
+    </w:p>
+    <w:p>
+      <w:pPr/>
+      <w:r>
+        <w:t>- Validation/behavior: accepts ISO2 codes (e.g., US) or country names; autosuggest maps known values to ISO2; does not block free-text values.</w:t>
+      </w:r>
+    </w:p>
+    <w:p>
+      <w:pPr/>
+      <w:r>
+        <w:t>- Addresses: multi-entry (Add/Remove). Optional free-text address lines.</w:t>
+      </w:r>
+    </w:p>
+    <w:p>
+      <w:pPr/>
+      <w:r>
+        <w:t>- Identification Documents: multi-entry (Add/Remove).</w:t>
+      </w:r>
+    </w:p>
+    <w:p>
+      <w:pPr/>
+      <w:r>
+        <w:t>- Fields: ID Type (dropdown), ID Number (text), ID Country (autosuggest).</w:t>
+      </w:r>
+    </w:p>
+    <w:p>
+      <w:pPr/>
+      <w:r>
+        <w:t>- Notes: optional free-text.</w:t>
+      </w:r>
+    </w:p>
+    <w:p>
+      <w:pPr/>
+      <w:r>
+        <w:t>- Submit button: 'Run OFAC Screening'.</w:t>
+      </w:r>
+    </w:p>
+    <w:p>
+      <w:pPr/>
+      <w:r>
+        <w:t>- Submit-time validation: user must be authenticated, must have single-screen permission, Viewer must remain in mock mode, and at least one screening type must be selected.</w:t>
+      </w:r>
+    </w:p>
+    <w:p>
+      <w:pPr>
+        <w:pStyle w:val="Heading4"/>
+      </w:pPr>
+      <w:r>
+        <w:t>8.8.5 Batch Screening - Form Fields and Validations</w:t>
+      </w:r>
+    </w:p>
+    <w:p>
+      <w:pPr/>
+      <w:r>
+        <w:t>- Download Screening Templates accordion: 5 CSV templates (Individual, Organization, Vessel, Aircraft, Mixed/Combined).</w:t>
+      </w:r>
+    </w:p>
+    <w:p>
+      <w:pPr/>
+      <w:r>
+        <w:t>- Template headers (CSV): customerType, firstName, middleName, lastName, fullName, aliasName, dateOfBirth, countries, addresses, idType, idNumber, idCountry, imoNumber, tailNumber.</w:t>
+      </w:r>
+    </w:p>
+    <w:p>
+      <w:pPr/>
+      <w:r>
+        <w:t>- Batch Name (required).</w:t>
+      </w:r>
+    </w:p>
+    <w:p>
+      <w:pPr/>
+      <w:r>
+        <w:t>- Screening Types (required): must select at least one.</w:t>
+      </w:r>
+    </w:p>
+    <w:p>
+      <w:pPr/>
+      <w:r>
+        <w:t>- Batch File upload (required): drag/drop or click-to-browse; accepts .csv, .xlsx, .xls.</w:t>
+      </w:r>
+    </w:p>
+    <w:p>
+      <w:pPr/>
+      <w:r>
+        <w:t>- Start button: 'Start Batch Screening'.</w:t>
+      </w:r>
+    </w:p>
+    <w:p>
+      <w:pPr/>
+      <w:r>
+        <w:t>- Submit-time validation: user must be authenticated and have batch permission; Batch Name required; at least one screening type required; a file must be selected.</w:t>
+      </w:r>
+    </w:p>
+    <w:p>
+      <w:pPr/>
+      <w:r>
+        <w:t>- File validation: only CSV or Excel files are allowed; file must contain at least one row.</w:t>
+      </w:r>
+    </w:p>
+    <w:p>
+      <w:pPr/>
+      <w:r>
+        <w:t>- Row-level validation: customerType defaults to Person unless explicitly 'Entity'. For Person rows, firstName and lastName are required. For Entity rows, fullName is required. Rows missing required name fields are skipped. If all rows are invalid, the submission is rejected with an error.</w:t>
+      </w:r>
+    </w:p>
+    <w:p>
+      <w:pPr>
+        <w:pStyle w:val="Heading4"/>
+      </w:pPr>
+      <w:r>
+        <w:t>8.8.6 Schedule Screening - Form Fields and Validations</w:t>
+      </w:r>
+    </w:p>
+    <w:p>
+      <w:pPr/>
+      <w:r>
+        <w:t>- Access: Compliance/Admin only.</w:t>
+      </w:r>
+    </w:p>
+    <w:p>
+      <w:pPr/>
+      <w:r>
+        <w:t>- Download Screening Templates accordion: same 5 CSV templates and headers as Batch Screening.</w:t>
+      </w:r>
+    </w:p>
+    <w:p>
+      <w:pPr/>
+      <w:r>
+        <w:t>- Schedule Name (required).</w:t>
+      </w:r>
+    </w:p>
+    <w:p>
+      <w:pPr/>
+      <w:r>
+        <w:t>- Screening Types (required): must select at least one.</w:t>
+      </w:r>
+    </w:p>
+    <w:p>
+      <w:pPr/>
+      <w:r>
+        <w:t>- Frequency (required): Daily, Weekly, Monthly.</w:t>
+      </w:r>
+    </w:p>
+    <w:p>
+      <w:pPr/>
+      <w:r>
+        <w:t>- First Run Date/Time (required): datetime-local input.</w:t>
+      </w:r>
+    </w:p>
+    <w:p>
+      <w:pPr/>
+      <w:r>
+        <w:t>- Validation: must be present and a valid local date/time; it is converted to UTC for scheduling.</w:t>
+      </w:r>
+    </w:p>
+    <w:p>
+      <w:pPr/>
+      <w:r>
+        <w:t>- Subscription Emails (optional): comma/semicolon/newline separated.</w:t>
+      </w:r>
+    </w:p>
+    <w:p>
+      <w:pPr/>
+      <w:r>
+        <w:t>- Validation: entries are trimmed, lowercased, de-duplicated; basic validation requires the value to contain '@'.</w:t>
+      </w:r>
+    </w:p>
+    <w:p>
+      <w:pPr/>
+      <w:r>
+        <w:t>- Scheduled Screening File upload (required): accepts .csv, .xlsx, .xls.</w:t>
+      </w:r>
+    </w:p>
+    <w:p>
+      <w:pPr/>
+      <w:r>
+        <w:t>- Submit button: 'Create Scheduled Screening'.</w:t>
+      </w:r>
+    </w:p>
+    <w:p>
+      <w:pPr/>
+      <w:r>
+        <w:t>- Submit-time validation: authenticated user required; schedule permission required; Schedule Name required; at least one screening type required; run date/time required and valid; file required; file must contain at least one row; row-level validation is the same as Batch Screening.</w:t>
+      </w:r>
+    </w:p>
+    <w:p>
+      <w:pPr>
+        <w:pStyle w:val="Heading4"/>
+      </w:pPr>
+      <w:r>
+        <w:t>8.8.7 Screening Results - List View, Filters, and Hit Details</w:t>
+      </w:r>
+    </w:p>
+    <w:p>
+      <w:pPr/>
+      <w:r>
+        <w:t>- Results are shown under the Screening page and are restricted to the signed-in user's own submissions (ownership determined by createdByUserId/createdByUserName).</w:t>
+      </w:r>
+    </w:p>
+    <w:p>
+      <w:pPr/>
+      <w:r>
+        <w:t>- Actions: Refresh results; Export CSV (enabled only when the filtered result set is non-empty).</w:t>
+      </w:r>
+    </w:p>
+    <w:p>
+      <w:pPr/>
+      <w:r>
+        <w:t>- Filters: free-text search; Status filter (All Statuses, Clear, Potential Match, Pending, Match); Entity Type filter (All Types, Individual, Organization, Unknown, Vessel, Aircraft).</w:t>
+      </w:r>
+    </w:p>
+    <w:p>
+      <w:pPr/>
+      <w:r>
+        <w:t>- Grid columns: Entity, Mode, Type, Country, Status, Matching Score, Date, Actions.</w:t>
+      </w:r>
+    </w:p>
+    <w:p>
+      <w:pPr/>
+      <w:r>
+        <w:t>- View action: opens 'Hit Entity Details' modal showing the Source Entity and a list of Hit Entities (name, matching score, keyword/category). If no hits exist, the modal shows 'No OFAC hit entity found.'</w:t>
+      </w:r>
+    </w:p>
+    <w:p>
+      <w:pPr/>
+      <w:r>
+        <w:t>- Pagination: previous/next navigation with page count; page resets to 1 when filters/search change.</w:t>
+      </w:r>
+    </w:p>
+    <w:p>
+      <w:pPr>
+        <w:pStyle w:val="Heading4"/>
+      </w:pPr>
+      <w:r>
+        <w:t>8.8.8 Daily Schedules Screen (/daily-schedules) - Admin/Compliance</w:t>
+      </w:r>
+    </w:p>
+    <w:p>
+      <w:pPr/>
+      <w:r>
+        <w:t>- Access validation: users without Compliance/Admin permission see an Access Denied message.</w:t>
+      </w:r>
+    </w:p>
+    <w:p>
+      <w:pPr/>
+      <w:r>
+        <w:t>- Screen shows a table of active daily schedules with Refresh and Remove actions.</w:t>
+      </w:r>
+    </w:p>
+    <w:p>
+      <w:pPr/>
+      <w:r>
+        <w:t>- Remove action is disabled while removal is in progress and errors are shown in an on-screen error box.</w:t>
+      </w:r>
+    </w:p>
+    <w:p>
+      <w:pPr>
+        <w:pStyle w:val="Heading4"/>
+      </w:pPr>
+      <w:r>
+        <w:t>8.8.9 User Administration Screen (/manage-users) - Admin</w:t>
+      </w:r>
+    </w:p>
+    <w:p>
+      <w:pPr/>
+      <w:r>
+        <w:t>- Access validation: users without Admin/User Admin permission see an Access Denied message.</w:t>
+      </w:r>
+    </w:p>
+    <w:p>
+      <w:pPr/>
+      <w:r>
+        <w:t>- Screen supports viewing audit events, filtering by user, and a 'Show errors only' toggle.</w:t>
+      </w:r>
+    </w:p>
+    <w:p>
+      <w:pPr/>
+      <w:r>
+        <w:t>- API errors loading audit events are shown in an on-screen error box.</w:t>
+      </w:r>
+    </w:p>
+    <w:p>
+      <w:pPr>
+        <w:pStyle w:val="Heading4"/>
+      </w:pPr>
+      <w:r>
+        <w:t>8.8.10 Signed-out Route (/signed-out)</w:t>
+      </w:r>
+    </w:p>
+    <w:p>
+      <w:pPr/>
+      <w:r>
+        <w:t>- If the user is authenticated, the route redirects to /intro.</w:t>
+      </w:r>
+    </w:p>
+    <w:p>
+      <w:pPr/>
+      <w:r>
+        <w:t>- If the user is not authenticated, the screen is blank (no form inputs; no on-screen validation).</w:t>
       </w:r>
     </w:p>
     <w:p>
